--- a/Tesis_con_indices.docx
+++ b/Tesis_con_indices.docx
@@ -15786,7 +15786,7 @@
         <w:lastRenderedPageBreak/>
         <w:drawing>
           <wp:inline distT="0" distB="0" distL="0" distR="0" wp14:anchorId="2A7FC34F" wp14:editId="4003DDAA">
-            <wp:extent cx="5612130" cy="8134985"/>
+            <wp:extent cx="5612130" cy="8773893"/>
             <wp:effectExtent l="0" t="0" r="7620" b="0"/>
             <wp:docPr id="1454867402" name="Imagen 10"/>
             <wp:cNvGraphicFramePr>
@@ -15804,7 +15804,7 @@
                   <pic:blipFill>
                     <a:blip r:embed="rId13" cstate="print">
                       <a:extLst>
-                        <a:ext uri="{28A0092B-C50C-407E-A947-70E740481C1C}">
+                        <a:ext uri="{28A0092B-C50C-407E-A947-70E740481C1C}" cx="5612130" cy="8773893">
                           <a14:useLocalDpi xmlns:a14="http://schemas.microsoft.com/office/drawing/2010/main" val="0"/>
                         </a:ext>
                       </a:extLst>
